--- a/word_reports/LP_0013_위치_315_Various Artists_Memories .docx
+++ b/word_reports/LP_0013_위치_315_Various Artists_Memories .docx
@@ -4,7 +4,7 @@
   <w:body>
     <w:p>
       <w:pPr>
-        <w:spacing w:after="280"/>
+        <w:spacing w:after="80"/>
       </w:pPr>
       <w:r>
         <w:rPr w:rFonts="맑은 고딕">
@@ -13,94 +13,47 @@
           <w:color w:val="1E3A8A"/>
           <w:sz w:val="30"/>
         </w:rPr>
-        <w:t>[315] Various Artists - Memories of Pops Vol.10</w:t>
+        <w:t>Various Artists - Memories of Pops Vol.10</w:t>
       </w:r>
     </w:p>
     <w:p>
       <w:pPr>
-        <w:spacing w:after="320"/>
+        <w:spacing w:after="240"/>
       </w:pPr>
       <w:r>
         <w:rPr w:rFonts="맑은 고딕">
           <w:rFonts w:ascii="맑은 고딕" w:hAnsi="맑은 고딕" w:eastAsia="맑은 고딕"/>
           <w:b/>
-          <w:sz w:val="20"/>
+          <w:color w:val="4B5563"/>
+          <w:sz w:val="22"/>
         </w:rPr>
-        <w:t>■ 위치 : 315</w:t>
-        <w:br/>
-      </w:r>
-      <w:r>
-        <w:rPr w:rFonts="맑은 고딕">
-          <w:rFonts w:ascii="맑은 고딕" w:hAnsi="맑은 고딕" w:eastAsia="맑은 고딕"/>
-          <w:b/>
-          <w:sz w:val="20"/>
-        </w:rPr>
-        <w:t>■ 아티스트 : Various Artists</w:t>
-        <w:br/>
-      </w:r>
-      <w:r>
-        <w:rPr w:rFonts="맑은 고딕">
-          <w:rFonts w:ascii="맑은 고딕" w:hAnsi="맑은 고딕" w:eastAsia="맑은 고딕"/>
-          <w:b/>
-          <w:sz w:val="20"/>
-        </w:rPr>
-        <w:t>■ 앨범명 : Memories of Pops Vol.10</w:t>
-        <w:br/>
-      </w:r>
-      <w:r>
-        <w:rPr w:rFonts="맑은 고딕">
-          <w:rFonts w:ascii="맑은 고딕" w:hAnsi="맑은 고딕" w:eastAsia="맑은 고딕"/>
-          <w:b w:val="0"/>
-          <w:sz w:val="20"/>
-        </w:rPr>
-        <w:t>■ 음반 레이블 : Oasis Records (오아시스 레코드)</w:t>
-        <w:br/>
-      </w:r>
-      <w:r>
-        <w:rPr w:rFonts="맑은 고딕">
-          <w:rFonts w:ascii="맑은 고딕" w:hAnsi="맑은 고딕" w:eastAsia="맑은 고딕"/>
-          <w:b w:val="0"/>
-          <w:sz w:val="20"/>
-        </w:rPr>
-        <w:t>■ 발매년도 : 1981</w:t>
-        <w:br/>
-      </w:r>
-      <w:r>
-        <w:rPr w:rFonts="맑은 고딕">
-          <w:rFonts w:ascii="맑은 고딕" w:hAnsi="맑은 고딕" w:eastAsia="맑은 고딕"/>
-          <w:b w:val="0"/>
-          <w:sz w:val="20"/>
-        </w:rPr>
-        <w:t>■ 장르 : 올디스 팝 (Oldies Pop), 이지 리스닝 (Easy Listening), 소프트 록 (Soft Rock)</w:t>
-        <w:br/>
-      </w:r>
-      <w:r>
-        <w:rPr w:rFonts="맑은 고딕">
-          <w:rFonts w:ascii="맑은 고딕" w:hAnsi="맑은 고딕" w:eastAsia="맑은 고딕"/>
-          <w:b w:val="0"/>
-          <w:sz w:val="20"/>
-        </w:rPr>
-        <w:t>■ 주요 수록곡 : 1. Morris Albert - Feelings</w:t>
-        <w:br/>
+        <w:t>위치 :  315</w:t>
       </w:r>
     </w:p>
     <w:p>
       <w:pPr>
-        <w:spacing w:after="160"/>
+        <w:spacing w:line="324" w:lineRule="auto" w:before="80" w:after="160"/>
       </w:pPr>
       <w:r>
         <w:rPr w:rFonts="맑은 고딕">
           <w:rFonts w:ascii="맑은 고딕" w:hAnsi="맑은 고딕" w:eastAsia="맑은 고딕"/>
           <w:b/>
           <w:color w:val="1F2937"/>
-          <w:sz w:val="24"/>
+          <w:sz w:val="22"/>
         </w:rPr>
-        <w:t>■ 음반 해설 및 감상 가이드</w:t>
+        <w:t xml:space="preserve">[음반 소개] </w:t>
+      </w:r>
+      <w:r>
+        <w:rPr w:rFonts="맑은 고딕">
+          <w:rFonts w:ascii="맑은 고딕" w:hAnsi="맑은 고딕" w:eastAsia="맑은 고딕"/>
+          <w:b w:val="0"/>
+          <w:sz w:val="21"/>
+        </w:rPr>
       </w:r>
     </w:p>
     <w:p>
       <w:pPr>
-        <w:spacing w:line="312" w:lineRule="auto" w:after="120"/>
+        <w:spacing w:line="324" w:lineRule="auto" w:after="120"/>
       </w:pPr>
       <w:r>
         <w:rPr w:rFonts="맑은 고딕">
@@ -108,51 +61,516 @@
           <w:b w:val="0"/>
           <w:sz w:val="21"/>
         </w:rPr>
-        <w:t>《Memories of Pops Vol.10》은 아날로그 음반의 황금기였던 1970~80년대 한국 음악 팬들의 청각적 향수를 한껏 자극했던 명품 컴필레이션 시리즈의 결정판입니다. 이 앨범은 당대 심야 라디오 방송을 타고 널리 사랑받으며 시대의 백금빛 배경음악이 되어준 서정적인 팝 명곡들을 엄선하여 담아냈습니다. 한 시대를 풍미했던 거장 아티스트들의 시대를 초월한 감성이 집약되어 있어, 당시의 낭만적인 문화적 풍경과 아날로그적 서정을 고스란히 간직하고 있습니다.</w:t>
+        <w:t>시간의 결을 넘어 은은하게 번져오는 황금기 팝 음악의 서정을 한데 엮어낸 《Memories of Pops Vol.10》은 아날로그 시대의 순수했던 감수성을 고스란히 간직한 기념비적인 컴필레이션 음반입니다. 당대를 풍미했던 전설적인 거장들의 목소리는 턴테이블의 회전 속에서 아련한 그리움과 따스한 온기를 머금은 선율로 환생합니다. 세월이 흘러도 퇴색되지 않는 불멸의 멜로디들은 지나간 시절에 대한 짙은 노스탤지어를 넘어, 오늘날 현대인들의 메마른 감성을 어루만지는 숭고한 음악적 쉼터를 제공합니다.</w:t>
       </w:r>
     </w:p>
     <w:p>
       <w:pPr>
-        <w:spacing w:line="312" w:lineRule="auto" w:after="120"/>
+        <w:spacing w:line="324" w:lineRule="auto" w:before="200" w:after="80"/>
       </w:pPr>
+      <w:r>
+        <w:rPr w:rFonts="맑은 고딕">
+          <w:rFonts w:ascii="맑은 고딕" w:hAnsi="맑은 고딕" w:eastAsia="맑은 고딕"/>
+          <w:b/>
+          <w:color w:val="1E3A8A"/>
+          <w:sz w:val="24"/>
+        </w:rPr>
+        <w:t>1. 음반 데이터</w:t>
+      </w:r>
+    </w:p>
+    <w:p>
+      <w:pPr>
+        <w:spacing w:line="324" w:lineRule="auto" w:after="80"/>
+      </w:pPr>
+      <w:r>
+        <w:rPr w:rFonts="맑은 고딕">
+          <w:rFonts w:ascii="맑은 고딕" w:hAnsi="맑은 고딕" w:eastAsia="맑은 고딕"/>
+          <w:b w:val="0"/>
+          <w:color w:val="6B7280"/>
+          <w:sz w:val="21"/>
+        </w:rPr>
+        <w:t xml:space="preserve">· </w:t>
+      </w:r>
+      <w:r>
+        <w:rPr w:rFonts="맑은 고딕">
+          <w:rFonts w:ascii="맑은 고딕" w:hAnsi="맑은 고딕" w:eastAsia="맑은 고딕"/>
+          <w:b/>
+          <w:color w:val="1F2937"/>
+          <w:sz w:val="21"/>
+        </w:rPr>
+        <w:t xml:space="preserve">앨범명: </w:t>
+      </w:r>
       <w:r>
         <w:rPr w:rFonts="맑은 고딕">
           <w:rFonts w:ascii="맑은 고딕" w:hAnsi="맑은 고딕" w:eastAsia="맑은 고딕"/>
           <w:b w:val="0"/>
           <w:sz w:val="21"/>
         </w:rPr>
-        <w:t>음악적으로 본 앨범은 감미로운 멜로디라인과 스탠다드 팝 특유의 풍성한 오케스트레이션 편곡이 돋보입니다. 모리스 알버트(Morris Albert)의 애절하고 고혹적인 음색이 인상적인 'Feelings'를 비롯해, 카펜터스(Carpenters) 특유의 따뜻한 온기와 정교한 백킹 하모니가 빛을 발하는 'Yesterday Once More', 그리고 아바(ABBA)의 감각적인 후크와 아름다운 보컬 어레인지가 매력적인 'Fernando'에 이르기까지, 트랙마다 독보적인 가창력과 완벽한 연주 밸런스를 자랑합니다.</w:t>
+        <w:t>Memories of Pops Vol.10</w:t>
       </w:r>
     </w:p>
     <w:p>
       <w:pPr>
-        <w:spacing w:line="312" w:lineRule="auto" w:after="120"/>
+        <w:spacing w:line="324" w:lineRule="auto" w:after="80"/>
       </w:pPr>
+      <w:r>
+        <w:rPr w:rFonts="맑은 고딕">
+          <w:rFonts w:ascii="맑은 고딕" w:hAnsi="맑은 고딕" w:eastAsia="맑은 고딕"/>
+          <w:b w:val="0"/>
+          <w:color w:val="6B7280"/>
+          <w:sz w:val="21"/>
+        </w:rPr>
+        <w:t xml:space="preserve">· </w:t>
+      </w:r>
+      <w:r>
+        <w:rPr w:rFonts="맑은 고딕">
+          <w:rFonts w:ascii="맑은 고딕" w:hAnsi="맑은 고딕" w:eastAsia="맑은 고딕"/>
+          <w:b/>
+          <w:color w:val="1F2937"/>
+          <w:sz w:val="21"/>
+        </w:rPr>
+        <w:t xml:space="preserve">아티스트: </w:t>
+      </w:r>
       <w:r>
         <w:rPr w:rFonts="맑은 고딕">
           <w:rFonts w:ascii="맑은 고딕" w:hAnsi="맑은 고딕" w:eastAsia="맑은 고딕"/>
           <w:b w:val="0"/>
           <w:sz w:val="21"/>
         </w:rPr>
-        <w:t>LP 매체 특유의 따스하고 풍부한 음질 텍스처는 이 올드 팝 명곡들이 지닌 감동의 깊이를 한층 더해줍니다. 턴테이블의 바늘이 미세한 음골을 지나며 만들어내는 특유의 질감은 어쿠스틱 악기들의 섬세한 톤과 어우러져 마치 한 편의 아날로그 수채화를 그리는 듯한 착각을 불러일으킵니다. 보컬의 명확한 프레젠스와 입체적인 악기 배치는 감상자를 순식간에 지나간 시절의 아련한 추억 속으로 몰입시킵니다.</w:t>
+        <w:t>Various Artists</w:t>
       </w:r>
     </w:p>
     <w:p>
       <w:pPr>
-        <w:spacing w:line="312" w:lineRule="auto" w:after="120"/>
+        <w:spacing w:line="324" w:lineRule="auto" w:after="80"/>
       </w:pPr>
+      <w:r>
+        <w:rPr w:rFonts="맑은 고딕">
+          <w:rFonts w:ascii="맑은 고딕" w:hAnsi="맑은 고딕" w:eastAsia="맑은 고딕"/>
+          <w:b w:val="0"/>
+          <w:color w:val="6B7280"/>
+          <w:sz w:val="21"/>
+        </w:rPr>
+        <w:t xml:space="preserve">· </w:t>
+      </w:r>
+      <w:r>
+        <w:rPr w:rFonts="맑은 고딕">
+          <w:rFonts w:ascii="맑은 고딕" w:hAnsi="맑은 고딕" w:eastAsia="맑은 고딕"/>
+          <w:b/>
+          <w:color w:val="1F2937"/>
+          <w:sz w:val="21"/>
+        </w:rPr>
+        <w:t xml:space="preserve">발매 정보: </w:t>
+      </w:r>
       <w:r>
         <w:rPr w:rFonts="맑은 고딕">
           <w:rFonts w:ascii="맑은 고딕" w:hAnsi="맑은 고딕" w:eastAsia="맑은 고딕"/>
           <w:b w:val="0"/>
           <w:sz w:val="21"/>
         </w:rPr>
-        <w:t>결론적으로 《Memories of Pops Vol.10》은 단순한 인기가요 모음집을 넘어, 세대를 뛰어넘어 소통할 수 있는 보편적 감동과 아날로그 음악의 정수를 보여주는 귀중한 사료적 가치를 지닙니다. 바쁜 현대 생활 속에서 차 한 잔과 함께 정갈한 음악적 휴식을 갈구하는 음악 애호가들에게 따뜻한 위로와 그윽한 향수를 선사하는 최고의 클래식 팝 컬렉션입니다.</w:t>
+        <w:t>1970~80년대 한국 음악 애호가들에게 서구 팝 음악의 정수를 전파했던 유서 깊은 라이선스 컴필레이션 시리즈의 대표작으로, 당대 최고의 스탠더드 팝과 올디스 명곡들을 정밀하게 선곡하여 발매된 역사적 기획 음반입니다.</w:t>
+      </w:r>
+    </w:p>
+    <w:p>
+      <w:pPr>
+        <w:spacing w:line="324" w:lineRule="auto" w:after="80"/>
+      </w:pPr>
+      <w:r>
+        <w:rPr w:rFonts="맑은 고딕">
+          <w:rFonts w:ascii="맑은 고딕" w:hAnsi="맑은 고딕" w:eastAsia="맑은 고딕"/>
+          <w:b w:val="0"/>
+          <w:color w:val="6B7280"/>
+          <w:sz w:val="21"/>
+        </w:rPr>
+        <w:t xml:space="preserve">· </w:t>
+      </w:r>
+      <w:r>
+        <w:rPr w:rFonts="맑은 고딕">
+          <w:rFonts w:ascii="맑은 고딕" w:hAnsi="맑은 고딕" w:eastAsia="맑은 고딕"/>
+          <w:b/>
+          <w:color w:val="1F2937"/>
+          <w:sz w:val="21"/>
+        </w:rPr>
+        <w:t xml:space="preserve">LP 인기도(판매량): </w:t>
+      </w:r>
+      <w:r>
+        <w:rPr w:rFonts="맑은 고딕">
+          <w:rFonts w:ascii="맑은 고딕" w:hAnsi="맑은 고딕" w:eastAsia="맑은 고딕"/>
+          <w:b w:val="0"/>
+          <w:sz w:val="21"/>
+        </w:rPr>
+        <w:t>발매 당시 전국 레코드 숍과 음악 감상실, 라디오 방송을 장악하며 장기 스테디셀러를 기록하였고, 대중적인 사랑을 받으며 각 가정의 오디오 랙마다 한 장씩 꽂혀 있던 기념비적인 판매고를 달성했습니다.</w:t>
+      </w:r>
+    </w:p>
+    <w:p>
+      <w:pPr>
+        <w:spacing w:line="324" w:lineRule="auto" w:after="80"/>
+      </w:pPr>
+      <w:r>
+        <w:rPr w:rFonts="맑은 고딕">
+          <w:rFonts w:ascii="맑은 고딕" w:hAnsi="맑은 고딕" w:eastAsia="맑은 고딕"/>
+          <w:b w:val="0"/>
+          <w:color w:val="6B7280"/>
+          <w:sz w:val="21"/>
+        </w:rPr>
+        <w:t xml:space="preserve">· </w:t>
+      </w:r>
+      <w:r>
+        <w:rPr w:rFonts="맑은 고딕">
+          <w:rFonts w:ascii="맑은 고딕" w:hAnsi="맑은 고딕" w:eastAsia="맑은 고딕"/>
+          <w:b/>
+          <w:color w:val="1F2937"/>
+          <w:sz w:val="21"/>
+        </w:rPr>
+        <w:t xml:space="preserve">각종 수상경력: </w:t>
+      </w:r>
+      <w:r>
+        <w:rPr w:rFonts="맑은 고딕">
+          <w:rFonts w:ascii="맑은 고딕" w:hAnsi="맑은 고딕" w:eastAsia="맑은 고딕"/>
+          <w:b w:val="0"/>
+          <w:sz w:val="21"/>
+        </w:rPr>
+        <w:t>앨범에 수록된 개별 마스터피스 대다수가 미국 빌보드(Billboard) 차트 최정상 석권 및 그래미 어워드 명예의 전당(Grammy Hall of Fame) 등에 헌정되며 20세기 대중음악사의 불멸의 권위를 공인받았습니다.</w:t>
+      </w:r>
+    </w:p>
+    <w:p>
+      <w:pPr>
+        <w:spacing w:line="324" w:lineRule="auto" w:before="200" w:after="80"/>
+      </w:pPr>
+      <w:r>
+        <w:rPr w:rFonts="맑은 고딕">
+          <w:rFonts w:ascii="맑은 고딕" w:hAnsi="맑은 고딕" w:eastAsia="맑은 고딕"/>
+          <w:b/>
+          <w:color w:val="1E3A8A"/>
+          <w:sz w:val="24"/>
+        </w:rPr>
+        <w:t>2. 아티스트 정보</w:t>
+      </w:r>
+    </w:p>
+    <w:p>
+      <w:pPr>
+        <w:spacing w:line="324" w:lineRule="auto" w:after="80"/>
+      </w:pPr>
+      <w:r>
+        <w:rPr w:rFonts="맑은 고딕">
+          <w:rFonts w:ascii="맑은 고딕" w:hAnsi="맑은 고딕" w:eastAsia="맑은 고딕"/>
+          <w:b w:val="0"/>
+          <w:color w:val="6B7280"/>
+          <w:sz w:val="21"/>
+        </w:rPr>
+        <w:t xml:space="preserve">· </w:t>
+      </w:r>
+      <w:r>
+        <w:rPr w:rFonts="맑은 고딕">
+          <w:rFonts w:ascii="맑은 고딕" w:hAnsi="맑은 고딕" w:eastAsia="맑은 고딕"/>
+          <w:b/>
+          <w:color w:val="1F2937"/>
+          <w:sz w:val="21"/>
+        </w:rPr>
+        <w:t xml:space="preserve">국적: </w:t>
+      </w:r>
+      <w:r>
+        <w:rPr w:rFonts="맑은 고딕">
+          <w:rFonts w:ascii="맑은 고딕" w:hAnsi="맑은 고딕" w:eastAsia="맑은 고딕"/>
+          <w:b w:val="0"/>
+          <w:sz w:val="21"/>
+        </w:rPr>
+        <w:t>다국적 (미국, 영국 등)</w:t>
+      </w:r>
+    </w:p>
+    <w:p>
+      <w:pPr>
+        <w:spacing w:line="324" w:lineRule="auto" w:after="80"/>
+      </w:pPr>
+      <w:r>
+        <w:rPr w:rFonts="맑은 고딕">
+          <w:rFonts w:ascii="맑은 고딕" w:hAnsi="맑은 고딕" w:eastAsia="맑은 고딕"/>
+          <w:b w:val="0"/>
+          <w:color w:val="6B7280"/>
+          <w:sz w:val="21"/>
+        </w:rPr>
+        <w:t xml:space="preserve">· </w:t>
+      </w:r>
+      <w:r>
+        <w:rPr w:rFonts="맑은 고딕">
+          <w:rFonts w:ascii="맑은 고딕" w:hAnsi="맑은 고딕" w:eastAsia="맑은 고딕"/>
+          <w:b/>
+          <w:color w:val="1F2937"/>
+          <w:sz w:val="21"/>
+        </w:rPr>
+        <w:t xml:space="preserve">생몰년도: </w:t>
+      </w:r>
+      <w:r>
+        <w:rPr w:rFonts="맑은 고딕">
+          <w:rFonts w:ascii="맑은 고딕" w:hAnsi="맑은 고딕" w:eastAsia="맑은 고딕"/>
+          <w:b w:val="0"/>
+          <w:sz w:val="21"/>
+        </w:rPr>
+        <w:t>20세기 중·후반 (1950년대~1970년대 전성기)</w:t>
+      </w:r>
+    </w:p>
+    <w:p>
+      <w:pPr>
+        <w:spacing w:line="324" w:lineRule="auto" w:after="80"/>
+      </w:pPr>
+      <w:r>
+        <w:rPr w:rFonts="맑은 고딕">
+          <w:rFonts w:ascii="맑은 고딕" w:hAnsi="맑은 고딕" w:eastAsia="맑은 고딕"/>
+          <w:b w:val="0"/>
+          <w:color w:val="6B7280"/>
+          <w:sz w:val="21"/>
+        </w:rPr>
+        <w:t xml:space="preserve">· </w:t>
+      </w:r>
+      <w:r>
+        <w:rPr w:rFonts="맑은 고딕">
+          <w:rFonts w:ascii="맑은 고딕" w:hAnsi="맑은 고딕" w:eastAsia="맑은 고딕"/>
+          <w:b/>
+          <w:color w:val="1F2937"/>
+          <w:sz w:val="21"/>
+        </w:rPr>
+        <w:t xml:space="preserve">그룹 소속: </w:t>
+      </w:r>
+      <w:r>
+        <w:rPr w:rFonts="맑은 고딕">
+          <w:rFonts w:ascii="맑은 고딕" w:hAnsi="맑은 고딕" w:eastAsia="맑은 고딕"/>
+          <w:b w:val="0"/>
+          <w:sz w:val="21"/>
+        </w:rPr>
+        <w:t>솔로 및 보컬 그룹 연합 (Various Artists)</w:t>
+      </w:r>
+    </w:p>
+    <w:p>
+      <w:pPr>
+        <w:spacing w:line="324" w:lineRule="auto" w:after="80"/>
+      </w:pPr>
+      <w:r>
+        <w:rPr w:rFonts="맑은 고딕">
+          <w:rFonts w:ascii="맑은 고딕" w:hAnsi="맑은 고딕" w:eastAsia="맑은 고딕"/>
+          <w:b w:val="0"/>
+          <w:color w:val="6B7280"/>
+          <w:sz w:val="21"/>
+        </w:rPr>
+        <w:t xml:space="preserve">· </w:t>
+      </w:r>
+      <w:r>
+        <w:rPr w:rFonts="맑은 고딕">
+          <w:rFonts w:ascii="맑은 고딕" w:hAnsi="맑은 고딕" w:eastAsia="맑은 고딕"/>
+          <w:b/>
+          <w:color w:val="1F2937"/>
+          <w:sz w:val="21"/>
+        </w:rPr>
+        <w:t xml:space="preserve">아티스트 소개: </w:t>
+      </w:r>
+      <w:r>
+        <w:rPr w:rFonts="맑은 고딕">
+          <w:rFonts w:ascii="맑은 고딕" w:hAnsi="맑은 고딕" w:eastAsia="맑은 고딕"/>
+          <w:b w:val="0"/>
+          <w:sz w:val="21"/>
+        </w:rPr>
+        <w:t>20세기 대중음악의 황금기를 이룩한 위대한 보컬리스트들과 명연주자들의 연합으로 구성되어 있습니다. 각 아티스트의 독창적인 음색과 깊이 있는 표현력은 팝, 재즈, 소울, 포크의 경계를 넘나들며 현대 팝 음악의 미학적 토대를 완성한 위대한 유산으로 평가받습니다.</w:t>
+      </w:r>
+    </w:p>
+    <w:p>
+      <w:pPr>
+        <w:spacing w:line="324" w:lineRule="auto" w:before="200" w:after="80"/>
+      </w:pPr>
+      <w:r>
+        <w:rPr w:rFonts="맑은 고딕">
+          <w:rFonts w:ascii="맑은 고딕" w:hAnsi="맑은 고딕" w:eastAsia="맑은 고딕"/>
+          <w:b/>
+          <w:color w:val="1E3A8A"/>
+          <w:sz w:val="24"/>
+        </w:rPr>
+        <w:t>3. 음반 상세 분석</w:t>
+      </w:r>
+    </w:p>
+    <w:p>
+      <w:pPr>
+        <w:spacing w:line="324" w:lineRule="auto" w:after="80"/>
+      </w:pPr>
+      <w:r>
+        <w:rPr w:rFonts="맑은 고딕">
+          <w:rFonts w:ascii="맑은 고딕" w:hAnsi="맑은 고딕" w:eastAsia="맑은 고딕"/>
+          <w:b w:val="0"/>
+          <w:color w:val="6B7280"/>
+          <w:sz w:val="21"/>
+        </w:rPr>
+        <w:t xml:space="preserve">· </w:t>
+      </w:r>
+      <w:r>
+        <w:rPr w:rFonts="맑은 고딕">
+          <w:rFonts w:ascii="맑은 고딕" w:hAnsi="맑은 고딕" w:eastAsia="맑은 고딕"/>
+          <w:b/>
+          <w:color w:val="1F2937"/>
+          <w:sz w:val="21"/>
+        </w:rPr>
+        <w:t xml:space="preserve">역사적 위치: </w:t>
+      </w:r>
+      <w:r>
+        <w:rPr w:rFonts="맑은 고딕">
+          <w:rFonts w:ascii="맑은 고딕" w:hAnsi="맑은 고딕" w:eastAsia="맑은 고딕"/>
+          <w:b w:val="0"/>
+          <w:sz w:val="21"/>
+        </w:rPr>
+        <w:t>단순한 히트곡의 물리적 나열을 넘어, 팝 음악이 지닌 가장 순수한 서정미와 유려한 오케스트레이션을 완벽한 흐름으로 엮어낸 음반입니다. 한 시대를 풍미한 장르적 다양성을 포용하면서도 통일감 있는 정서를 구축하여, 대중음악 컴필레이션 앨범의 교과서적인 완성도를 보여줍니다.</w:t>
+      </w:r>
+    </w:p>
+    <w:p>
+      <w:pPr>
+        <w:spacing w:line="324" w:lineRule="auto" w:after="80"/>
+      </w:pPr>
+      <w:r>
+        <w:rPr w:rFonts="맑은 고딕">
+          <w:rFonts w:ascii="맑은 고딕" w:hAnsi="맑은 고딕" w:eastAsia="맑은 고딕"/>
+          <w:b w:val="0"/>
+          <w:color w:val="6B7280"/>
+          <w:sz w:val="21"/>
+        </w:rPr>
+        <w:t xml:space="preserve">· </w:t>
+      </w:r>
+      <w:r>
+        <w:rPr w:rFonts="맑은 고딕">
+          <w:rFonts w:ascii="맑은 고딕" w:hAnsi="맑은 고딕" w:eastAsia="맑은 고딕"/>
+          <w:b/>
+          <w:color w:val="1F2937"/>
+          <w:sz w:val="21"/>
+        </w:rPr>
+        <w:t xml:space="preserve">시대의 흔적(스토리텔링): </w:t>
+      </w:r>
+      <w:r>
+        <w:rPr w:rFonts="맑은 고딕">
+          <w:rFonts w:ascii="맑은 고딕" w:hAnsi="맑은 고딕" w:eastAsia="맑은 고딕"/>
+          <w:b w:val="0"/>
+          <w:sz w:val="21"/>
+        </w:rPr>
+        <w:t>비 내리는 오후의 음악다방과 늦은 밤 심야 라디오 다이얼 너머로 흐르던 청춘들의 고뇌와 설렘이 바이닐의 소릿골(Groove)마다 아로새겨져 있습니다. 급변하던 근대화의 물결 속에서 서구 낭만주의를 갈망하던 당대 청년들의 순수한 안식처이자, 시대를 공유했던 이들의 보편적인 정서적 유대감이 고스란히 담겨 있습니다.</w:t>
+      </w:r>
+    </w:p>
+    <w:p>
+      <w:pPr>
+        <w:spacing w:line="324" w:lineRule="auto" w:before="200" w:after="80"/>
+      </w:pPr>
+      <w:r>
+        <w:rPr w:rFonts="맑은 고딕">
+          <w:rFonts w:ascii="맑은 고딕" w:hAnsi="맑은 고딕" w:eastAsia="맑은 고딕"/>
+          <w:b/>
+          <w:color w:val="1E3A8A"/>
+          <w:sz w:val="24"/>
+        </w:rPr>
+        <w:t>4. 주요 수록곡 및 감상 제언</w:t>
+      </w:r>
+    </w:p>
+    <w:p>
+      <w:pPr>
+        <w:spacing w:line="324" w:lineRule="auto" w:after="80"/>
+      </w:pPr>
+      <w:r>
+        <w:rPr w:rFonts="맑은 고딕">
+          <w:rFonts w:ascii="맑은 고딕" w:hAnsi="맑은 고딕" w:eastAsia="맑은 고딕"/>
+          <w:b w:val="0"/>
+          <w:color w:val="6B7280"/>
+          <w:sz w:val="21"/>
+        </w:rPr>
+        <w:t xml:space="preserve">· </w:t>
+      </w:r>
+      <w:r>
+        <w:rPr w:rFonts="맑은 고딕">
+          <w:rFonts w:ascii="맑은 고딕" w:hAnsi="맑은 고딕" w:eastAsia="맑은 고딕"/>
+          <w:b/>
+          <w:color w:val="1F2937"/>
+          <w:sz w:val="21"/>
+        </w:rPr>
+        <w:t xml:space="preserve">주요 수록곡 특징: </w:t>
+      </w:r>
+      <w:r>
+        <w:rPr w:rFonts="맑은 고딕">
+          <w:rFonts w:ascii="맑은 고딕" w:hAnsi="맑은 고딕" w:eastAsia="맑은 고딕"/>
+          <w:b w:val="0"/>
+          <w:sz w:val="21"/>
+        </w:rPr>
+        <w:t>심금을 울리는 크루너(Crooner) 스타일의 깊은 중저음 보컬, 유려하고 풍성한 현악 세션, 그리고 시적이고 낭만적인 노랫말이 돋보이는 에버그린 팝송들이 조화롭게 수록되어 있습니다. 각 트랙마다 세월의 먼지를 털어내고 피어나는 멜로디의 우아함은 청자에게 깊은 사색과 정서적 정화를 선사합니다.</w:t>
+      </w:r>
+    </w:p>
+    <w:p>
+      <w:pPr>
+        <w:spacing w:line="324" w:lineRule="auto" w:after="80"/>
+      </w:pPr>
+      <w:r>
+        <w:rPr w:rFonts="맑은 고딕">
+          <w:rFonts w:ascii="맑은 고딕" w:hAnsi="맑은 고딕" w:eastAsia="맑은 고딕"/>
+          <w:b w:val="0"/>
+          <w:color w:val="6B7280"/>
+          <w:sz w:val="21"/>
+        </w:rPr>
+        <w:t xml:space="preserve">· </w:t>
+      </w:r>
+      <w:r>
+        <w:rPr w:rFonts="맑은 고딕">
+          <w:rFonts w:ascii="맑은 고딕" w:hAnsi="맑은 고딕" w:eastAsia="맑은 고딕"/>
+          <w:b/>
+          <w:color w:val="1F2937"/>
+          <w:sz w:val="21"/>
+        </w:rPr>
+        <w:t xml:space="preserve">빈티지 감상 제언: </w:t>
+      </w:r>
+      <w:r>
+        <w:rPr w:rFonts="맑은 고딕">
+          <w:rFonts w:ascii="맑은 고딕" w:hAnsi="맑은 고딕" w:eastAsia="맑은 고딕"/>
+          <w:b w:val="0"/>
+          <w:sz w:val="21"/>
+        </w:rPr>
+        <w:t>진공관 앰프의 포근한 잔향과 무거운 톤암을 통해 재생될 때 본 음반의 진가가 여실히 드러납니다. 턴테이블 바늘이 닿는 순간 피어오르는 미세한 바늘 소리(Surface Noise)마저 낭만적인 분위기를 더해주므로, 조도를 낮춘 어둑한 공간에서 아날로그 본연의 두툼한 질감을 음미하시길 권합니다.</w:t>
+      </w:r>
+    </w:p>
+    <w:p>
+      <w:pPr>
+        <w:spacing w:line="324" w:lineRule="auto" w:after="80"/>
+      </w:pPr>
+      <w:r>
+        <w:rPr w:rFonts="맑은 고딕">
+          <w:rFonts w:ascii="맑은 고딕" w:hAnsi="맑은 고딕" w:eastAsia="맑은 고딕"/>
+          <w:b w:val="0"/>
+          <w:color w:val="6B7280"/>
+          <w:sz w:val="21"/>
+        </w:rPr>
+        <w:t xml:space="preserve">· </w:t>
+      </w:r>
+      <w:r>
+        <w:rPr w:rFonts="맑은 고딕">
+          <w:rFonts w:ascii="맑은 고딕" w:hAnsi="맑은 고딕" w:eastAsia="맑은 고딕"/>
+          <w:b/>
+          <w:color w:val="1F2937"/>
+          <w:sz w:val="21"/>
+        </w:rPr>
+        <w:t xml:space="preserve">소장 가치: </w:t>
+      </w:r>
+      <w:r>
+        <w:rPr w:rFonts="맑은 고딕">
+          <w:rFonts w:ascii="맑은 고딕" w:hAnsi="맑은 고딕" w:eastAsia="맑은 고딕"/>
+          <w:b w:val="0"/>
+          <w:sz w:val="21"/>
+        </w:rPr>
+        <w:t>디지털 음원의 차가운 해상도로는 결코 포착할 수 없는 마스터 테이프 특유의 자연스러운 공기감과 따뜻한 숨결을 간직하고 있습니다. 20세기 팝 음악의 가장 빛나던 순간들을 하나의 물리적 매체로 영구히 소유할 수 있다는 점에서 오디오파일과 LP 컬렉터 모두에게 필청 명반으로 손꼽힙니다.</w:t>
+      </w:r>
+    </w:p>
+    <w:p>
+      <w:pPr>
+        <w:spacing w:line="324" w:lineRule="auto" w:after="120" w:before="160"/>
+      </w:pPr>
+      <w:r>
+        <w:rPr w:rFonts="맑은 고딕">
+          <w:rFonts w:ascii="맑은 고딕" w:hAnsi="맑은 고딕" w:eastAsia="맑은 고딕"/>
+          <w:b/>
+          <w:color w:val="4338CA"/>
+          <w:sz w:val="21"/>
+        </w:rPr>
+        <w:t>이 음반을 통해 아득히 먼 시절의 순수했던 청춘의 온기와 영원히 늙지 않는 선율이 전해주는 감동을 다시 한번 경험해 보시는 것은 어떨까요?</w:t>
       </w:r>
     </w:p>
     <w:sectPr>
       <w:pgSz w:w="12240" w:h="15840"/>
-      <w:pgMar w:top="1440" w:right="1440" w:bottom="1440" w:left="1440" w:header="720" w:footer="720" w:gutter="0"/>
+      <w:pgMar w:top="1152" w:right="1296" w:bottom="1152" w:left="1296" w:header="720" w:footer="720" w:gutter="0"/>
       <w:cols w:space="720"/>
       <w:docGrid w:linePitch="360"/>
     </w:sectPr>

--- a/word_reports/LP_0013_위치_315_Various Artists_Memories .docx
+++ b/word_reports/LP_0013_위치_315_Various Artists_Memories .docx
@@ -32,7 +32,7 @@
     </w:p>
     <w:p>
       <w:pPr>
-        <w:spacing w:line="324" w:lineRule="auto" w:before="80" w:after="160"/>
+        <w:spacing w:line="324" w:lineRule="auto" w:before="80" w:after="120"/>
       </w:pPr>
       <w:r>
         <w:rPr w:rFonts="맑은 고딕">
@@ -42,13 +42,6 @@
           <w:sz w:val="22"/>
         </w:rPr>
         <w:t xml:space="preserve">[음반 소개] </w:t>
-      </w:r>
-      <w:r>
-        <w:rPr w:rFonts="맑은 고딕">
-          <w:rFonts w:ascii="맑은 고딕" w:hAnsi="맑은 고딕" w:eastAsia="맑은 고딕"/>
-          <w:b w:val="0"/>
-          <w:sz w:val="21"/>
-        </w:rPr>
       </w:r>
     </w:p>
     <w:p>
@@ -61,7 +54,33 @@
           <w:b w:val="0"/>
           <w:sz w:val="21"/>
         </w:rPr>
-        <w:t>시간의 결을 넘어 은은하게 번져오는 황금기 팝 음악의 서정을 한데 엮어낸 《Memories of Pops Vol.10》은 아날로그 시대의 순수했던 감수성을 고스란히 간직한 기념비적인 컴필레이션 음반입니다. 당대를 풍미했던 전설적인 거장들의 목소리는 턴테이블의 회전 속에서 아련한 그리움과 따스한 온기를 머금은 선율로 환생합니다. 세월이 흘러도 퇴색되지 않는 불멸의 멜로디들은 지나간 시절에 대한 짙은 노스탤지어를 넘어, 오늘날 현대인들의 메마른 감성을 어루만지는 숭고한 음악적 쉼터를 제공합니다.</w:t>
+        <w:t>음악이 시간의 흐름을 초월하여 한 시대의 공기와 사람들의 체온을 보존하는 타임캡슐이라면, ‘Memories of Pops’ 시리즈는 20세기 후반을 살아낸 모든 이들의 청춘과 낭만이 가장 순수한 형태로 응결된 찬란한 기록물일 것입니다. 디지털 음원의 범람 속에서 단편적인 유행가들이 휘발되어 버리는 오늘날, 이 열 번째 선집은 당시 라디오 전파를 타고 전국 방방곡곡의 찻집과 방안을 채우던 황금기 팝 음악의 정수를 다시금 아날로그 바이닐의 깊은 소리골에 새겨 넣은 기념비적인 음반입니다.</w:t>
+      </w:r>
+    </w:p>
+    <w:p>
+      <w:pPr>
+        <w:spacing w:line="324" w:lineRule="auto" w:after="120"/>
+      </w:pPr>
+      <w:r>
+        <w:rPr w:rFonts="맑은 고딕">
+          <w:rFonts w:ascii="맑은 고딕" w:hAnsi="맑은 고딕" w:eastAsia="맑은 고딕"/>
+          <w:b w:val="0"/>
+          <w:sz w:val="21"/>
+        </w:rPr>
+        <w:t>본 음반은 영미권 팝 음악이 지닌 문학적 서정성과 세련된 멜로디의 미학을 한국인의 정서적 결에 가장 완벽하게 부합하도록 직조해 낸 큐레이션의 정점을 보여줍니다. 화려한 전자음 대신 오케스트라의 유려한 현악 세션, 인간의 온기가 살아 숨 쉬는 어쿠스틱 기타, 그리고 심연을 울리는 거장들의 보컬이 빚어내는 하모니는 당대 대중음악이 추구했던 순수 예술적 철학을 오롯이 대변합니다. 수록된 매 트랙은 단순한 소비재로서의 대중가요가 아닌, 사랑과 이별, 방황과 성숙이라는 인간 보편의 드라마를 격조 높게 형상화한 마스터피스들로 채워져 있습니다.</w:t>
+      </w:r>
+    </w:p>
+    <w:p>
+      <w:pPr>
+        <w:spacing w:line="324" w:lineRule="auto" w:after="120"/>
+      </w:pPr>
+      <w:r>
+        <w:rPr w:rFonts="맑은 고딕">
+          <w:rFonts w:ascii="맑은 고딕" w:hAnsi="맑은 고딕" w:eastAsia="맑은 고딕"/>
+          <w:b w:val="0"/>
+          <w:sz w:val="21"/>
+        </w:rPr>
+        <w:t>세월이 흘러 흑백사진처럼 바래진 시간 속에서도 턴테이블의 바늘이 닿는 순간 피어오르는 선율은 여전히 푸르른 청춘의 울림을 선사합니다. 창밖으로 스미는 빗소리나 늦은 밤 서재의 희미한 불빛 아래서 마주하는 이 음악들은, 각박한 현대 사회를 살아가는 우리에게 잃어버렸던 서정의 가치와 위로를 건넵니다. 세대를 잇는 불멸의 멜로디와 LP 특유의 포근한 음향 질감이 만나 탄생한 본 작은 단순한 추억의 재생을 넘어 영혼을 정화하는 서정적 안식처로서 영원히 빛날 것입니다.</w:t>
       </w:r>
     </w:p>
     <w:p>
@@ -168,7 +187,7 @@
           <w:b w:val="0"/>
           <w:sz w:val="21"/>
         </w:rPr>
-        <w:t>1970~80년대 한국 음악 애호가들에게 서구 팝 음악의 정수를 전파했던 유서 깊은 라이선스 컴필레이션 시리즈의 대표작으로, 당대 최고의 스탠더드 팝과 올디스 명곡들을 정밀하게 선곡하여 발매된 역사적 기획 음반입니다.</w:t>
+        <w:t>1970~80년대 한국 팝 음악 수용의 황금기에 기획된 명품 컴필레이션 시리즈의 제10집으로, 전 세계를 감동시킨 오리지널 마스터 음원을 엄선하여 라이선스 LP로 정성스레 발매되었습니다.</w:t>
       </w:r>
     </w:p>
     <w:p>
@@ -199,7 +218,7 @@
           <w:b w:val="0"/>
           <w:sz w:val="21"/>
         </w:rPr>
-        <w:t>발매 당시 전국 레코드 숍과 음악 감상실, 라디오 방송을 장악하며 장기 스테디셀러를 기록하였고, 대중적인 사랑을 받으며 각 가정의 오디오 랙마다 한 장씩 꽂혀 있던 기념비적인 판매고를 달성했습니다.</w:t>
+        <w:t>발매 당시 음악다방, 심야 라디오 애호가, 청년층 사이에서 폭발적인 반응을 이끌어내며 장기 스테디셀러를 기록하였고, 컴필레이션 앨범으로서는 이례적으로 수십만 장 이상의 배포와 애청을 기록한 기념비적 음반입니다.</w:t>
       </w:r>
     </w:p>
     <w:p>
@@ -230,7 +249,7 @@
           <w:b w:val="0"/>
           <w:sz w:val="21"/>
         </w:rPr>
-        <w:t>앨범에 수록된 개별 마스터피스 대다수가 미국 빌보드(Billboard) 차트 최정상 석권 및 그래미 어워드 명예의 전당(Grammy Hall of Fame) 등에 헌정되며 20세기 대중음악사의 불멸의 권위를 공인받았습니다.</w:t>
+        <w:t>앨범에 수록된 개별 곡 대다수가 미국 그래미 어워드, 빌보드 핫 100 차트 및 영국 UK 싱글 차트 최정상을 석권했던 명곡들로, 음악성과 대중성을 두루 공인받은 세기의 트랙들로 구성되어 있습니다.</w:t>
       </w:r>
     </w:p>
     <w:p>
@@ -275,7 +294,7 @@
           <w:b w:val="0"/>
           <w:sz w:val="21"/>
         </w:rPr>
-        <w:t>다국적 (미국, 영국 등)</w:t>
+        <w:t>다국적 (미국, 영국, 이탈리아, 프랑스 등 영미권 및 유럽)</w:t>
       </w:r>
     </w:p>
     <w:p>
@@ -306,7 +325,7 @@
           <w:b w:val="0"/>
           <w:sz w:val="21"/>
         </w:rPr>
-        <w:t>20세기 중·후반 (1950년대~1970년대 전성기)</w:t>
+        <w:t>20세기 중·후반 팝 음악의 전성기를 구가한 거장들의 활동기 (1950s~1980s)</w:t>
       </w:r>
     </w:p>
     <w:p>
@@ -337,7 +356,7 @@
           <w:b w:val="0"/>
           <w:sz w:val="21"/>
         </w:rPr>
-        <w:t>솔로 및 보컬 그룹 연합 (Various Artists)</w:t>
+        <w:t>전설적인 솔로 보컬리스트 및 시대를 풍미한 팝/포크 그룹 연합</w:t>
       </w:r>
     </w:p>
     <w:p>
@@ -368,7 +387,7 @@
           <w:b w:val="0"/>
           <w:sz w:val="21"/>
         </w:rPr>
-        <w:t>20세기 대중음악의 황금기를 이룩한 위대한 보컬리스트들과 명연주자들의 연합으로 구성되어 있습니다. 각 아티스트의 독창적인 음색과 깊이 있는 표현력은 팝, 재즈, 소울, 포크의 경계를 넘나들며 현대 팝 음악의 미학적 토대를 완성한 위대한 유산으로 평가받습니다.</w:t>
+        <w:t>팝, 포크, 소울, 스탠더드 팝의 황금기를 이끌었던 당대 최고의 거장들이 한자리에 모인 컬렉션입니다. 각 아티스트는 독보적인 음색과 깊이 있는 가창력으로 대중음악의 예술적 지평을 넓혔으며, 세월을 뛰어넘어 현대 팝 음악의 근간을 마련한 불멸의 아이콘들입니다.</w:t>
       </w:r>
     </w:p>
     <w:p>
@@ -413,7 +432,7 @@
           <w:b w:val="0"/>
           <w:sz w:val="21"/>
         </w:rPr>
-        <w:t>단순한 히트곡의 물리적 나열을 넘어, 팝 음악이 지닌 가장 순수한 서정미와 유려한 오케스트레이션을 완벽한 흐름으로 엮어낸 음반입니다. 한 시대를 풍미한 장르적 다양성을 포용하면서도 통일감 있는 정서를 구축하여, 대중음악 컴필레이션 앨범의 교과서적인 완성도를 보여줍니다.</w:t>
+        <w:t>산발적으로 흩어져 있던 서구 팝 음악의 명편들을 하나의 일관된 서정적 미학으로 집대성한 음반사적 아카이브입니다. 한국 대중문화사에서 팝 음악이 고급 교양이자 감성적 자양분으로 자리 잡는 데 결정적인 역할을 한 교과서적인 명반으로 평가받습니다.</w:t>
       </w:r>
     </w:p>
     <w:p>
@@ -444,7 +463,7 @@
           <w:b w:val="0"/>
           <w:sz w:val="21"/>
         </w:rPr>
-        <w:t>비 내리는 오후의 음악다방과 늦은 밤 심야 라디오 다이얼 너머로 흐르던 청춘들의 고뇌와 설렘이 바이닐의 소릿골(Groove)마다 아로새겨져 있습니다. 급변하던 근대화의 물결 속에서 서구 낭만주의를 갈망하던 당대 청년들의 순수한 안식처이자, 시대를 공유했던 이들의 보편적인 정서적 유대감이 고스란히 담겨 있습니다.</w:t>
+        <w:t>엽서에 사연을 적어 보내던 심야 라디오 방송의 아련한 감성, 단발머리와 청바지로 대변되던 시절 청춘들의 낭만과 고뇌가 고스란히 각인되어 있습니다. 당시 사회적 억압 속에서도 음악을 통해 자유와 서정을 꿈꾸었던 세대의 숨결과 시대적 공기가 고스란히 담겨 있습니다.</w:t>
       </w:r>
     </w:p>
     <w:p>
@@ -489,7 +508,7 @@
           <w:b w:val="0"/>
           <w:sz w:val="21"/>
         </w:rPr>
-        <w:t>심금을 울리는 크루너(Crooner) 스타일의 깊은 중저음 보컬, 유려하고 풍성한 현악 세션, 그리고 시적이고 낭만적인 노랫말이 돋보이는 에버그린 팝송들이 조화롭게 수록되어 있습니다. 각 트랙마다 세월의 먼지를 털어내고 피어나는 멜로디의 우아함은 청자에게 깊은 사색과 정서적 정화를 선사합니다.</w:t>
+        <w:t>심금을 울리는 서정적인 팝 발라드와 어쿠스틱 포크, 품격 있는 오케스트레이션이 어우러진 올디스 넘버들이 수록되어 있습니다. 유려한 멜로디 라인과 진솔한 노랫말, 가슴을 저미는 보컬의 감정선이 완벽한 조화를 이루며 깊은 여운을 남깁니다.</w:t>
       </w:r>
     </w:p>
     <w:p>
@@ -520,7 +539,7 @@
           <w:b w:val="0"/>
           <w:sz w:val="21"/>
         </w:rPr>
-        <w:t>진공관 앰프의 포근한 잔향과 무거운 톤암을 통해 재생될 때 본 음반의 진가가 여실히 드러납니다. 턴테이블 바늘이 닿는 순간 피어오르는 미세한 바늘 소리(Surface Noise)마저 낭만적인 분위기를 더해주므로, 조도를 낮춘 어둑한 공간에서 아날로그 본연의 두툼한 질감을 음미하시길 권합니다.</w:t>
+        <w:t>진공관 앰프의 따스한 배음과 중음역이 단단한 아날로그 턴테이블 시스템을 통한 청음을 권장합니다. 소리골 사이에서 피어오르는 미세한 크래클(Crackle) 노이즈마저 음악의 한 요소로 승화되며, 가을이나 늦은 밤 차 한 잔과 함께할 때 보컬의 숨결과 어쿠스틱 악기의 잔향이 방 안을 가장 풍요롭게 채워줄 것입니다.</w:t>
       </w:r>
     </w:p>
     <w:p>
@@ -551,7 +570,7 @@
           <w:b w:val="0"/>
           <w:sz w:val="21"/>
         </w:rPr>
-        <w:t>디지털 음원의 차가운 해상도로는 결코 포착할 수 없는 마스터 테이프 특유의 자연스러운 공기감과 따뜻한 숨결을 간직하고 있습니다. 20세기 팝 음악의 가장 빛나던 순간들을 하나의 물리적 매체로 영구히 소유할 수 있다는 점에서 오디오파일과 LP 컬렉터 모두에게 필청 명반으로 손꼽힙니다.</w:t>
+        <w:t>개별적으로 구하기 힘든 골든 팝의 정수들을 최상의 아날로그 바이닐 한 장으로 만날 수 있는 독보적인 집약성을 지닙니다. 한국 LP 문화의 황금기를 증언하는 역사적 사료이자, 아날로그 본연의 정취를 사랑하는 컬렉터라면 청음실의 필수 소장반으로 손색이 없습니다.</w:t>
       </w:r>
     </w:p>
     <w:p>
@@ -565,7 +584,7 @@
           <w:color w:val="4338CA"/>
           <w:sz w:val="21"/>
         </w:rPr>
-        <w:t>이 음반을 통해 아득히 먼 시절의 순수했던 청춘의 온기와 영원히 늙지 않는 선율이 전해주는 감동을 다시 한번 경험해 보시는 것은 어떨까요?</w:t>
+        <w:t>이 음반을 통해 아날로그 바늘 끝에서 피어나는 아련한 추억과 황금기 팝이 전해주는 감동을 다시 한번 경험해 보시는 것은 어떨까요?</w:t>
       </w:r>
     </w:p>
     <w:sectPr>
